--- a/public/ky_quy_lai_xe_template.docx
+++ b/public/ky_quy_lai_xe_template.docx
@@ -1,5 +1,67 @@
 
-<file path=word/document.xml><?xml version="1.0" encoding="utf-8"?>
+<file path=customXml\item1.xml><?xml version="1.0" encoding="utf-8"?>
+<b:Sources xmlns:b="http://schemas.openxmlformats.org/officeDocument/2006/bibliography" xmlns="http://schemas.openxmlformats.org/officeDocument/2006/bibliography" SelectedStyle="\APASixthEditionOfficeOnline.xsl" StyleName="APA" Version="6"/>
+</file>
+
+<file path=customXml\itemProps1.xml><?xml version="1.0" encoding="utf-8"?>
+<ds:datastoreItem xmlns:ds="http://schemas.openxmlformats.org/officeDocument/2006/customXml" ds:itemID="{0C810001-D101-49D2-926D-55A56B8A4DBB}">
+  <ds:schemaRefs>
+    <ds:schemaRef ds:uri="http://schemas.openxmlformats.org/officeDocument/2006/bibliography"/>
+  </ds:schemaRefs>
+</ds:datastoreItem>
+</file>
+
+<file path=docProps\app.xml><?xml version="1.0" encoding="utf-8"?>
+<Properties xmlns="http://schemas.openxmlformats.org/officeDocument/2006/extended-properties" xmlns:vt="http://schemas.openxmlformats.org/officeDocument/2006/docPropsVTypes">
+  <Template>Normal</Template>
+  <TotalTime>445</TotalTime>
+  <Pages>2</Pages>
+  <Words>597</Words>
+  <Characters>3409</Characters>
+  <Application>Microsoft Office Word</Application>
+  <DocSecurity>0</DocSecurity>
+  <Lines>28</Lines>
+  <Paragraphs>7</Paragraphs>
+  <ScaleCrop>false</ScaleCrop>
+  <HeadingPairs>
+    <vt:vector size="2" baseType="variant">
+      <vt:variant>
+        <vt:lpstr>Title</vt:lpstr>
+      </vt:variant>
+      <vt:variant>
+        <vt:i4>1</vt:i4>
+      </vt:variant>
+    </vt:vector>
+  </HeadingPairs>
+  <TitlesOfParts>
+    <vt:vector size="1" baseType="lpstr">
+      <vt:lpstr/>
+    </vt:vector>
+  </TitlesOfParts>
+  <Company/>
+  <LinksUpToDate>false</LinksUpToDate>
+  <CharactersWithSpaces>3999</CharactersWithSpaces>
+  <SharedDoc>false</SharedDoc>
+  <HyperlinksChanged>false</HyperlinksChanged>
+  <AppVersion>16.0000</AppVersion>
+</Properties>
+</file>
+
+<file path=docProps\core.xml><?xml version="1.0" encoding="utf-8"?>
+<cp:coreProperties xmlns:cp="http://schemas.openxmlformats.org/package/2006/metadata/core-properties" xmlns:dc="http://purl.org/dc/elements/1.1/" xmlns:dcterms="http://purl.org/dc/terms/" xmlns:dcmitype="http://purl.org/dc/dcmitype/" xmlns:xsi="http://www.w3.org/2001/XMLSchema-instance">
+  <dc:title/>
+  <dc:subject/>
+  <dc:creator>Administrator</dc:creator>
+  <cp:keywords/>
+  <dc:description/>
+  <cp:lastModifiedBy>Mai Văn Hoàng</cp:lastModifiedBy>
+  <cp:revision>201</cp:revision>
+  <dcterms:created xsi:type="dcterms:W3CDTF">2026-04-20T02:59:00Z</dcterms:created>
+  <dcterms:modified xsi:type="dcterms:W3CDTF">2026-05-28T14:25:00Z</dcterms:modified>
+</cp:coreProperties>
+</file>
+
+<file path=word\document.xml><?xml version="1.0" encoding="utf-8"?>
 <w:document xmlns:wpc="http://schemas.microsoft.com/office/word/2010/wordprocessingCanvas" xmlns:cx="http://schemas.microsoft.com/office/drawing/2014/chartex" xmlns:cx1="http://schemas.microsoft.com/office/drawing/2015/9/8/chartex" xmlns:cx2="http://schemas.microsoft.com/office/drawing/2015/10/21/chartex" xmlns:cx3="http://schemas.microsoft.com/office/drawing/2016/5/9/chartex" xmlns:cx4="http://schemas.microsoft.com/office/drawing/2016/5/10/chartex" xmlns:cx5="http://schemas.microsoft.com/office/drawing/2016/5/11/chartex" xmlns:cx6="http://schemas.microsoft.com/office/drawing/2016/5/12/chartex" xmlns:cx7="http://schemas.microsoft.com/office/drawing/2016/5/13/chartex" xmlns:cx8="http://schemas.microsoft.com/office/drawing/2016/5/14/chartex" xmlns:mc="http://schemas.openxmlformats.org/markup-compatibility/2006" xmlns:aink="http://schemas.microsoft.com/office/drawing/2016/ink" xmlns:am3d="http://schemas.microsoft.com/office/drawing/2017/model3d" xmlns:o="urn:schemas-microsoft-com:office:office" xmlns:oel="http://schemas.microsoft.com/office/2019/extlst" xmlns:r="http://schemas.openxmlformats.org/officeDocument/2006/relationships" xmlns:m="http://schemas.openxmlformats.org/officeDocument/2006/math" xmlns:v="urn:schemas-microsoft-com:vml" xmlns:wp14="http://schemas.microsoft.com/office/word/2010/wordprocessingDrawing" xmlns:wp="http://schemas.openxmlformats.org/drawingml/2006/wordprocessingDrawing" xmlns:w10="urn:schemas-microsoft-com:office:word" xmlns:w="http://schemas.openxmlformats.org/wordprocessingml/2006/main" xmlns:w14="http://schemas.microsoft.com/office/word/2010/wordml" xmlns:w15="http://schemas.microsoft.com/office/word/2012/wordml" xmlns:w16cex="http://schemas.microsoft.com/office/word/2018/wordml/cex" xmlns:w16cid="http://schemas.microsoft.com/office/word/2016/wordml/cid" xmlns:w16="http://schemas.microsoft.com/office/word/2018/wordml" xmlns:w16du="http://schemas.microsoft.com/office/word/2023/wordml/word16du" xmlns:w16sdtdh="http://schemas.microsoft.com/office/word/2020/wordml/sdtdatahash" xmlns:w16sdtfl="http://schemas.microsoft.com/office/word/2024/wordml/sdtformatlock" xmlns:w16se="http://schemas.microsoft.com/office/word/2015/wordml/symex" xmlns:wpg="http://schemas.microsoft.com/office/word/2010/wordprocessingGroup" xmlns:wpi="http://schemas.microsoft.com/office/word/2010/wordprocessingInk" xmlns:wne="http://schemas.microsoft.com/office/word/2006/wordml" xmlns:wps="http://schemas.microsoft.com/office/word/2010/wordprocessingShape" mc:Ignorable="w14 w15 w16se w16cid w16 w16cex w16sdtdh w16sdtfl w16du wp14">
   <w:body>
     <w:p>
@@ -335,15 +397,7 @@
           <w:sz w:val="24"/>
           <w:szCs w:val="24"/>
         </w:rPr>
-        <w:t>Hôm nay, ngày {ngay_ky}/{thang_ky}/{nam_ky},</w:t>
-      </w:r>
-      <w:r>
-        <w:rPr>
-          <w:rFonts w:eastAsia="Times New Roman" w:cs="Times New Roman"/>
-          <w:sz w:val="24"/>
-          <w:szCs w:val="24"/>
-        </w:rPr>
-        <w:t xml:space="preserve"> tại {ten_don_vi}, chúng tôi gồm:</w:t>
+        <w:t>Hôm nay, ngày {ngay_ky}/{thang_ky}/{nam_ky}, tại {ten_don_vi}, chúng tôi gồm:</w:t>
       </w:r>
       <w:r>
         <w:rPr>
@@ -584,7 +638,7 @@
                       <w:sz w:val="24"/>
                       <w:szCs w:val="24"/>
                     </w:rPr>
-                    <w:t xml:space="preserve">{dia_chi_don_vi}</w:t>
+                    <w:t>{dia_chi_don_vi}</w:t>
                   </w:r>
                 </w:p>
               </w:tc>
@@ -758,7 +812,7 @@
                       <w:sz w:val="24"/>
                       <w:szCs w:val="24"/>
                     </w:rPr>
-                    <w:t xml:space="preserve">Ông {nguoi_dai_dien_don_vi} Chức danh: {chuc_vu_nguoi_dai_dien}</w:t>
+                    <w:t>Ông {nguoi_dai_dien_don_vi} Chức danh: {chuc_vu_nguoi_dai_dien}</w:t>
                   </w:r>
                 </w:p>
               </w:tc>
@@ -952,7 +1006,7 @@
                       <w:sz w:val="24"/>
                       <w:szCs w:val="24"/>
                     </w:rPr>
-                    <w:t xml:space="preserve">Ông/Bà {ho_ten_lai_xe}</w:t>
+                    <w:t>Ông/Bà {ho_ten_lai_xe}</w:t>
                   </w:r>
                 </w:p>
               </w:tc>
@@ -1180,7 +1234,7 @@
                       <w:sz w:val="24"/>
                       <w:szCs w:val="24"/>
                     </w:rPr>
-                    <w:t xml:space="preserve">Nơi cấp: {noi_cap_cccd}</w:t>
+                    <w:t>Nơi cấp: {noi_cap_cccd}</w:t>
                   </w:r>
                 </w:p>
               </w:tc>
@@ -2223,7 +2277,14 @@
           <w:sz w:val="24"/>
           <w:szCs w:val="24"/>
         </w:rPr>
-        <w:t>Hợp đồng có hiệu lực kể từ ngày ký.</w:t>
+        <w:t>Hợp đồng có hiệu lực từ ngày {ngay_hieu_luc_text} đến hết ngày {ngay_het_han_text}</w:t>
+      </w:r>
+      <w:r>
+        <w:rPr>
+          <w:sz w:val="24"/>
+          <w:szCs w:val="24"/>
+        </w:rPr>
+        <w:t>.</w:t>
       </w:r>
       <w:r>
         <w:rPr>
@@ -2258,7 +2319,21 @@
           <w:sz w:val="24"/>
           <w:szCs w:val="24"/>
         </w:rPr>
-        <w:t>cho đnế khi có văn bản hoặc hợp đồng khác thay thế.</w:t>
+        <w:t>cho đế</w:t>
+      </w:r>
+      <w:r>
+        <w:rPr>
+          <w:sz w:val="24"/>
+          <w:szCs w:val="24"/>
+        </w:rPr>
+        <w:t>n</w:t>
+      </w:r>
+      <w:r>
+        <w:rPr>
+          <w:sz w:val="24"/>
+          <w:szCs w:val="24"/>
+        </w:rPr>
+        <w:t xml:space="preserve"> khi có văn bản hoặc hợp đồng khác thay thế.</w:t>
       </w:r>
     </w:p>
     <w:p>
@@ -2501,7 +2576,7 @@
 </w:document>
 </file>
 
-<file path=word/endnotes.xml><?xml version="1.0" encoding="utf-8"?>
+<file path=word\endnotes.xml><?xml version="1.0" encoding="utf-8"?>
 <w:endnotes xmlns:wpc="http://schemas.microsoft.com/office/word/2010/wordprocessingCanvas" xmlns:cx="http://schemas.microsoft.com/office/drawing/2014/chartex" xmlns:cx1="http://schemas.microsoft.com/office/drawing/2015/9/8/chartex" xmlns:cx2="http://schemas.microsoft.com/office/drawing/2015/10/21/chartex" xmlns:cx3="http://schemas.microsoft.com/office/drawing/2016/5/9/chartex" xmlns:cx4="http://schemas.microsoft.com/office/drawing/2016/5/10/chartex" xmlns:cx5="http://schemas.microsoft.com/office/drawing/2016/5/11/chartex" xmlns:cx6="http://schemas.microsoft.com/office/drawing/2016/5/12/chartex" xmlns:cx7="http://schemas.microsoft.com/office/drawing/2016/5/13/chartex" xmlns:cx8="http://schemas.microsoft.com/office/drawing/2016/5/14/chartex" xmlns:mc="http://schemas.openxmlformats.org/markup-compatibility/2006" xmlns:aink="http://schemas.microsoft.com/office/drawing/2016/ink" xmlns:am3d="http://schemas.microsoft.com/office/drawing/2017/model3d" xmlns:o="urn:schemas-microsoft-com:office:office" xmlns:oel="http://schemas.microsoft.com/office/2019/extlst" xmlns:r="http://schemas.openxmlformats.org/officeDocument/2006/relationships" xmlns:m="http://schemas.openxmlformats.org/officeDocument/2006/math" xmlns:v="urn:schemas-microsoft-com:vml" xmlns:wp14="http://schemas.microsoft.com/office/word/2010/wordprocessingDrawing" xmlns:wp="http://schemas.openxmlformats.org/drawingml/2006/wordprocessingDrawing" xmlns:w10="urn:schemas-microsoft-com:office:word" xmlns:w="http://schemas.openxmlformats.org/wordprocessingml/2006/main" xmlns:w14="http://schemas.microsoft.com/office/word/2010/wordml" xmlns:w15="http://schemas.microsoft.com/office/word/2012/wordml" xmlns:w16cex="http://schemas.microsoft.com/office/word/2018/wordml/cex" xmlns:w16cid="http://schemas.microsoft.com/office/word/2016/wordml/cid" xmlns:w16="http://schemas.microsoft.com/office/word/2018/wordml" xmlns:w16du="http://schemas.microsoft.com/office/word/2023/wordml/word16du" xmlns:w16sdtdh="http://schemas.microsoft.com/office/word/2020/wordml/sdtdatahash" xmlns:w16sdtfl="http://schemas.microsoft.com/office/word/2024/wordml/sdtformatlock" xmlns:w16se="http://schemas.microsoft.com/office/word/2015/wordml/symex" xmlns:wpg="http://schemas.microsoft.com/office/word/2010/wordprocessingGroup" xmlns:wpi="http://schemas.microsoft.com/office/word/2010/wordprocessingInk" xmlns:wne="http://schemas.microsoft.com/office/word/2006/wordml" xmlns:wps="http://schemas.microsoft.com/office/word/2010/wordprocessingShape" mc:Ignorable="w14 w15 w16se w16cid w16 w16cex w16sdtdh w16sdtfl w16du wp14">
   <w:endnote w:type="separator" w:id="-1">
     <w:p>
@@ -2526,7 +2601,54 @@
 </w:endnotes>
 </file>
 
-<file path=word/footnotes.xml><?xml version="1.0" encoding="utf-8"?>
+<file path=word\fontTable.xml><?xml version="1.0" encoding="utf-8"?>
+<w:fonts xmlns:mc="http://schemas.openxmlformats.org/markup-compatibility/2006" xmlns:r="http://schemas.openxmlformats.org/officeDocument/2006/relationships" xmlns:w="http://schemas.openxmlformats.org/wordprocessingml/2006/main" xmlns:w14="http://schemas.microsoft.com/office/word/2010/wordml" xmlns:w15="http://schemas.microsoft.com/office/word/2012/wordml" xmlns:w16cex="http://schemas.microsoft.com/office/word/2018/wordml/cex" xmlns:w16cid="http://schemas.microsoft.com/office/word/2016/wordml/cid" xmlns:w16="http://schemas.microsoft.com/office/word/2018/wordml" xmlns:w16du="http://schemas.microsoft.com/office/word/2023/wordml/word16du" xmlns:w16sdtdh="http://schemas.microsoft.com/office/word/2020/wordml/sdtdatahash" xmlns:w16sdtfl="http://schemas.microsoft.com/office/word/2024/wordml/sdtformatlock" xmlns:w16se="http://schemas.microsoft.com/office/word/2015/wordml/symex" mc:Ignorable="w14 w15 w16se w16cid w16 w16cex w16sdtdh w16sdtfl w16du">
+  <w:font w:name="Symbol">
+    <w:panose1 w:val="05050102010706020507"/>
+    <w:charset w:val="02"/>
+    <w:family w:val="roman"/>
+    <w:pitch w:val="variable"/>
+    <w:sig w:usb0="00000000" w:usb1="10000000" w:usb2="00000000" w:usb3="00000000" w:csb0="80000000" w:csb1="00000000"/>
+  </w:font>
+  <w:font w:name="Times New Roman">
+    <w:panose1 w:val="02020603050405020304"/>
+    <w:charset w:val="00"/>
+    <w:family w:val="roman"/>
+    <w:pitch w:val="variable"/>
+    <w:sig w:usb0="E0002EFF" w:usb1="C000785B" w:usb2="00000009" w:usb3="00000000" w:csb0="000001FF" w:csb1="00000000"/>
+  </w:font>
+  <w:font w:name="Courier New">
+    <w:panose1 w:val="02070309020205020404"/>
+    <w:charset w:val="00"/>
+    <w:family w:val="modern"/>
+    <w:pitch w:val="fixed"/>
+    <w:sig w:usb0="E0002EFF" w:usb1="C0007843" w:usb2="00000009" w:usb3="00000000" w:csb0="000001FF" w:csb1="00000000"/>
+  </w:font>
+  <w:font w:name="Wingdings">
+    <w:panose1 w:val="05000000000000000000"/>
+    <w:charset w:val="02"/>
+    <w:family w:val="auto"/>
+    <w:pitch w:val="variable"/>
+    <w:sig w:usb0="00000000" w:usb1="10000000" w:usb2="00000000" w:usb3="00000000" w:csb0="80000000" w:csb1="00000000"/>
+  </w:font>
+  <w:font w:name="Calibri">
+    <w:panose1 w:val="020F0502020204030204"/>
+    <w:charset w:val="00"/>
+    <w:family w:val="swiss"/>
+    <w:pitch w:val="variable"/>
+    <w:sig w:usb0="E4002EFF" w:usb1="C200247B" w:usb2="00000009" w:usb3="00000000" w:csb0="000001FF" w:csb1="00000000"/>
+  </w:font>
+  <w:font w:name="Calibri Light">
+    <w:panose1 w:val="020F0302020204030204"/>
+    <w:charset w:val="00"/>
+    <w:family w:val="swiss"/>
+    <w:pitch w:val="variable"/>
+    <w:sig w:usb0="E4002EFF" w:usb1="C200247B" w:usb2="00000009" w:usb3="00000000" w:csb0="000001FF" w:csb1="00000000"/>
+  </w:font>
+</w:fonts>
+</file>
+
+<file path=word\footnotes.xml><?xml version="1.0" encoding="utf-8"?>
 <w:footnotes xmlns:wpc="http://schemas.microsoft.com/office/word/2010/wordprocessingCanvas" xmlns:cx="http://schemas.microsoft.com/office/drawing/2014/chartex" xmlns:cx1="http://schemas.microsoft.com/office/drawing/2015/9/8/chartex" xmlns:cx2="http://schemas.microsoft.com/office/drawing/2015/10/21/chartex" xmlns:cx3="http://schemas.microsoft.com/office/drawing/2016/5/9/chartex" xmlns:cx4="http://schemas.microsoft.com/office/drawing/2016/5/10/chartex" xmlns:cx5="http://schemas.microsoft.com/office/drawing/2016/5/11/chartex" xmlns:cx6="http://schemas.microsoft.com/office/drawing/2016/5/12/chartex" xmlns:cx7="http://schemas.microsoft.com/office/drawing/2016/5/13/chartex" xmlns:cx8="http://schemas.microsoft.com/office/drawing/2016/5/14/chartex" xmlns:mc="http://schemas.openxmlformats.org/markup-compatibility/2006" xmlns:aink="http://schemas.microsoft.com/office/drawing/2016/ink" xmlns:am3d="http://schemas.microsoft.com/office/drawing/2017/model3d" xmlns:o="urn:schemas-microsoft-com:office:office" xmlns:oel="http://schemas.microsoft.com/office/2019/extlst" xmlns:r="http://schemas.openxmlformats.org/officeDocument/2006/relationships" xmlns:m="http://schemas.openxmlformats.org/officeDocument/2006/math" xmlns:v="urn:schemas-microsoft-com:vml" xmlns:wp14="http://schemas.microsoft.com/office/word/2010/wordprocessingDrawing" xmlns:wp="http://schemas.openxmlformats.org/drawingml/2006/wordprocessingDrawing" xmlns:w10="urn:schemas-microsoft-com:office:word" xmlns:w="http://schemas.openxmlformats.org/wordprocessingml/2006/main" xmlns:w14="http://schemas.microsoft.com/office/word/2010/wordml" xmlns:w15="http://schemas.microsoft.com/office/word/2012/wordml" xmlns:w16cex="http://schemas.microsoft.com/office/word/2018/wordml/cex" xmlns:w16cid="http://schemas.microsoft.com/office/word/2016/wordml/cid" xmlns:w16="http://schemas.microsoft.com/office/word/2018/wordml" xmlns:w16du="http://schemas.microsoft.com/office/word/2023/wordml/word16du" xmlns:w16sdtdh="http://schemas.microsoft.com/office/word/2020/wordml/sdtdatahash" xmlns:w16sdtfl="http://schemas.microsoft.com/office/word/2024/wordml/sdtformatlock" xmlns:w16se="http://schemas.microsoft.com/office/word/2015/wordml/symex" xmlns:wpg="http://schemas.microsoft.com/office/word/2010/wordprocessingGroup" xmlns:wpi="http://schemas.microsoft.com/office/word/2010/wordprocessingInk" xmlns:wne="http://schemas.microsoft.com/office/word/2006/wordml" xmlns:wps="http://schemas.microsoft.com/office/word/2010/wordprocessingShape" mc:Ignorable="w14 w15 w16se w16cid w16 w16cex w16sdtdh w16sdtfl w16du wp14">
   <w:footnote w:type="separator" w:id="-1">
     <w:p>
@@ -2551,7 +2673,7 @@
 </w:footnotes>
 </file>
 
-<file path=word/numbering.xml><?xml version="1.0" encoding="utf-8"?>
+<file path=word\numbering.xml><?xml version="1.0" encoding="utf-8"?>
 <w:numbering xmlns:wpc="http://schemas.microsoft.com/office/word/2010/wordprocessingCanvas" xmlns:cx="http://schemas.microsoft.com/office/drawing/2014/chartex" xmlns:cx1="http://schemas.microsoft.com/office/drawing/2015/9/8/chartex" xmlns:cx2="http://schemas.microsoft.com/office/drawing/2015/10/21/chartex" xmlns:cx3="http://schemas.microsoft.com/office/drawing/2016/5/9/chartex" xmlns:cx4="http://schemas.microsoft.com/office/drawing/2016/5/10/chartex" xmlns:cx5="http://schemas.microsoft.com/office/drawing/2016/5/11/chartex" xmlns:cx6="http://schemas.microsoft.com/office/drawing/2016/5/12/chartex" xmlns:cx7="http://schemas.microsoft.com/office/drawing/2016/5/13/chartex" xmlns:cx8="http://schemas.microsoft.com/office/drawing/2016/5/14/chartex" xmlns:mc="http://schemas.openxmlformats.org/markup-compatibility/2006" xmlns:aink="http://schemas.microsoft.com/office/drawing/2016/ink" xmlns:am3d="http://schemas.microsoft.com/office/drawing/2017/model3d" xmlns:o="urn:schemas-microsoft-com:office:office" xmlns:oel="http://schemas.microsoft.com/office/2019/extlst" xmlns:r="http://schemas.openxmlformats.org/officeDocument/2006/relationships" xmlns:m="http://schemas.openxmlformats.org/officeDocument/2006/math" xmlns:v="urn:schemas-microsoft-com:vml" xmlns:wp14="http://schemas.microsoft.com/office/word/2010/wordprocessingDrawing" xmlns:wp="http://schemas.openxmlformats.org/drawingml/2006/wordprocessingDrawing" xmlns:w10="urn:schemas-microsoft-com:office:word" xmlns:w="http://schemas.openxmlformats.org/wordprocessingml/2006/main" xmlns:w14="http://schemas.microsoft.com/office/word/2010/wordml" xmlns:w15="http://schemas.microsoft.com/office/word/2012/wordml" xmlns:w16cex="http://schemas.microsoft.com/office/word/2018/wordml/cex" xmlns:w16cid="http://schemas.microsoft.com/office/word/2016/wordml/cid" xmlns:w16="http://schemas.microsoft.com/office/word/2018/wordml" xmlns:w16du="http://schemas.microsoft.com/office/word/2023/wordml/word16du" xmlns:w16sdtdh="http://schemas.microsoft.com/office/word/2020/wordml/sdtdatahash" xmlns:w16sdtfl="http://schemas.microsoft.com/office/word/2024/wordml/sdtformatlock" xmlns:w16se="http://schemas.microsoft.com/office/word/2015/wordml/symex" xmlns:wpg="http://schemas.microsoft.com/office/word/2010/wordprocessingGroup" xmlns:wpi="http://schemas.microsoft.com/office/word/2010/wordprocessingInk" xmlns:wne="http://schemas.microsoft.com/office/word/2006/wordml" xmlns:wps="http://schemas.microsoft.com/office/word/2010/wordprocessingShape" mc:Ignorable="w14 w15 w16se w16cid w16 w16cex w16sdtdh w16sdtfl w16du wp14">
   <w:abstractNum w:abstractNumId="0" w15:restartNumberingAfterBreak="0">
     <w:nsid w:val="00282623"/>
@@ -2788,7 +2910,278 @@
 </w:numbering>
 </file>
 
-<file path=word/styles.xml><?xml version="1.0" encoding="utf-8"?>
+<file path=word\settings.xml><?xml version="1.0" encoding="utf-8"?>
+<w:settings xmlns:mc="http://schemas.openxmlformats.org/markup-compatibility/2006" xmlns:o="urn:schemas-microsoft-com:office:office" xmlns:r="http://schemas.openxmlformats.org/officeDocument/2006/relationships" xmlns:m="http://schemas.openxmlformats.org/officeDocument/2006/math" xmlns:v="urn:schemas-microsoft-com:vml" xmlns:w10="urn:schemas-microsoft-com:office:word" xmlns:w="http://schemas.openxmlformats.org/wordprocessingml/2006/main" xmlns:w14="http://schemas.microsoft.com/office/word/2010/wordml" xmlns:w15="http://schemas.microsoft.com/office/word/2012/wordml" xmlns:w16cex="http://schemas.microsoft.com/office/word/2018/wordml/cex" xmlns:w16cid="http://schemas.microsoft.com/office/word/2016/wordml/cid" xmlns:w16="http://schemas.microsoft.com/office/word/2018/wordml" xmlns:w16du="http://schemas.microsoft.com/office/word/2023/wordml/word16du" xmlns:w16sdtdh="http://schemas.microsoft.com/office/word/2020/wordml/sdtdatahash" xmlns:w16sdtfl="http://schemas.microsoft.com/office/word/2024/wordml/sdtformatlock" xmlns:w16se="http://schemas.microsoft.com/office/word/2015/wordml/symex" xmlns:sl="http://schemas.openxmlformats.org/schemaLibrary/2006/main" mc:Ignorable="w14 w15 w16se w16cid w16 w16cex w16sdtdh w16sdtfl w16du">
+  <w:zoom w:percent="100"/>
+  <w:proofState w:grammar="clean"/>
+  <w:stylePaneFormatFilter w:val="1024" w:allStyles="0" w:customStyles="0" w:latentStyles="1" w:stylesInUse="0" w:headingStyles="1" w:numberingStyles="0" w:tableStyles="0" w:directFormattingOnRuns="0" w:directFormattingOnParagraphs="0" w:directFormattingOnNumbering="0" w:directFormattingOnTables="0" w:clearFormatting="1" w:top3HeadingStyles="0" w:visibleStyles="0" w:alternateStyleNames="0"/>
+  <w:defaultTabStop w:val="720"/>
+  <w:drawingGridHorizontalSpacing w:val="110"/>
+  <w:displayHorizontalDrawingGridEvery w:val="2"/>
+  <w:displayVerticalDrawingGridEvery w:val="2"/>
+  <w:characterSpacingControl w:val="doNotCompress"/>
+  <w:footnotePr>
+    <w:footnote w:id="-1"/>
+    <w:footnote w:id="0"/>
+  </w:footnotePr>
+  <w:endnotePr>
+    <w:endnote w:id="-1"/>
+    <w:endnote w:id="0"/>
+  </w:endnotePr>
+  <w:compat>
+    <w:compatSetting w:name="compatibilityMode" w:uri="http://schemas.microsoft.com/office/word" w:val="14"/>
+    <w:compatSetting w:name="overrideTableStyleFontSizeAndJustification" w:uri="http://schemas.microsoft.com/office/word" w:val="1"/>
+    <w:compatSetting w:name="enableOpenTypeFeatures" w:uri="http://schemas.microsoft.com/office/word" w:val="1"/>
+    <w:compatSetting w:name="doNotFlipMirrorIndents" w:uri="http://schemas.microsoft.com/office/word" w:val="1"/>
+    <w:compatSetting w:name="useWord2013TrackBottomHyphenation" w:uri="http://schemas.microsoft.com/office/word" w:val="1"/>
+  </w:compat>
+  <w:rsids>
+    <w:rsidRoot w:val="00F85FAE"/>
+    <w:rsid w:val="00003A98"/>
+    <w:rsid w:val="00005C94"/>
+    <w:rsid w:val="00005E2C"/>
+    <w:rsid w:val="00023DA1"/>
+    <w:rsid w:val="00046E96"/>
+    <w:rsid w:val="00053B72"/>
+    <w:rsid w:val="000556F1"/>
+    <w:rsid w:val="0006457B"/>
+    <w:rsid w:val="00065971"/>
+    <w:rsid w:val="000771D9"/>
+    <w:rsid w:val="000938F9"/>
+    <w:rsid w:val="000B6298"/>
+    <w:rsid w:val="000C45AE"/>
+    <w:rsid w:val="000D43ED"/>
+    <w:rsid w:val="000D7093"/>
+    <w:rsid w:val="000E5C95"/>
+    <w:rsid w:val="000E6057"/>
+    <w:rsid w:val="000E6152"/>
+    <w:rsid w:val="00107019"/>
+    <w:rsid w:val="00123B9C"/>
+    <w:rsid w:val="00160960"/>
+    <w:rsid w:val="00194612"/>
+    <w:rsid w:val="001B1070"/>
+    <w:rsid w:val="001C11D9"/>
+    <w:rsid w:val="001C3E12"/>
+    <w:rsid w:val="001D4385"/>
+    <w:rsid w:val="001E2849"/>
+    <w:rsid w:val="00213F47"/>
+    <w:rsid w:val="002269C4"/>
+    <w:rsid w:val="00235F22"/>
+    <w:rsid w:val="00253D8B"/>
+    <w:rsid w:val="00254505"/>
+    <w:rsid w:val="002828CE"/>
+    <w:rsid w:val="002862CD"/>
+    <w:rsid w:val="002A447B"/>
+    <w:rsid w:val="002B1119"/>
+    <w:rsid w:val="002B4D08"/>
+    <w:rsid w:val="002D17C6"/>
+    <w:rsid w:val="002D6609"/>
+    <w:rsid w:val="003146A5"/>
+    <w:rsid w:val="00315CB7"/>
+    <w:rsid w:val="00324025"/>
+    <w:rsid w:val="00324A39"/>
+    <w:rsid w:val="00324E32"/>
+    <w:rsid w:val="0032731B"/>
+    <w:rsid w:val="00342506"/>
+    <w:rsid w:val="00351B34"/>
+    <w:rsid w:val="00381BCE"/>
+    <w:rsid w:val="003B34FE"/>
+    <w:rsid w:val="003B7D34"/>
+    <w:rsid w:val="003C68CF"/>
+    <w:rsid w:val="003C7AD7"/>
+    <w:rsid w:val="003D6386"/>
+    <w:rsid w:val="003E3113"/>
+    <w:rsid w:val="00406F61"/>
+    <w:rsid w:val="004076FA"/>
+    <w:rsid w:val="00436CCD"/>
+    <w:rsid w:val="004530C8"/>
+    <w:rsid w:val="00463C02"/>
+    <w:rsid w:val="00463C34"/>
+    <w:rsid w:val="00470033"/>
+    <w:rsid w:val="00480806"/>
+    <w:rsid w:val="004823B8"/>
+    <w:rsid w:val="004877B6"/>
+    <w:rsid w:val="004919FB"/>
+    <w:rsid w:val="0049538B"/>
+    <w:rsid w:val="004A0CFC"/>
+    <w:rsid w:val="004A2964"/>
+    <w:rsid w:val="004A3285"/>
+    <w:rsid w:val="004B08BB"/>
+    <w:rsid w:val="004E2D8A"/>
+    <w:rsid w:val="004F1662"/>
+    <w:rsid w:val="004F1BE6"/>
+    <w:rsid w:val="004F742E"/>
+    <w:rsid w:val="005130E4"/>
+    <w:rsid w:val="00523F5F"/>
+    <w:rsid w:val="00535EA9"/>
+    <w:rsid w:val="005458CE"/>
+    <w:rsid w:val="00552F0E"/>
+    <w:rsid w:val="00553190"/>
+    <w:rsid w:val="0056581B"/>
+    <w:rsid w:val="005A33DB"/>
+    <w:rsid w:val="005B7341"/>
+    <w:rsid w:val="005D6C48"/>
+    <w:rsid w:val="005F100C"/>
+    <w:rsid w:val="005F571A"/>
+    <w:rsid w:val="0060432C"/>
+    <w:rsid w:val="00627CE3"/>
+    <w:rsid w:val="00627F49"/>
+    <w:rsid w:val="00634C92"/>
+    <w:rsid w:val="00655853"/>
+    <w:rsid w:val="00676093"/>
+    <w:rsid w:val="006B461C"/>
+    <w:rsid w:val="006D17EB"/>
+    <w:rsid w:val="006E0FBC"/>
+    <w:rsid w:val="006F38CD"/>
+    <w:rsid w:val="0070078C"/>
+    <w:rsid w:val="00702DD1"/>
+    <w:rsid w:val="00717C14"/>
+    <w:rsid w:val="00721933"/>
+    <w:rsid w:val="007242D7"/>
+    <w:rsid w:val="00743108"/>
+    <w:rsid w:val="0076457F"/>
+    <w:rsid w:val="00786F48"/>
+    <w:rsid w:val="00787287"/>
+    <w:rsid w:val="007A339A"/>
+    <w:rsid w:val="007C188F"/>
+    <w:rsid w:val="007E3BF0"/>
+    <w:rsid w:val="00833991"/>
+    <w:rsid w:val="00857118"/>
+    <w:rsid w:val="008572C1"/>
+    <w:rsid w:val="008600A2"/>
+    <w:rsid w:val="00863044"/>
+    <w:rsid w:val="00885D08"/>
+    <w:rsid w:val="00892DCE"/>
+    <w:rsid w:val="0089318A"/>
+    <w:rsid w:val="00896BF6"/>
+    <w:rsid w:val="008B3BE4"/>
+    <w:rsid w:val="008B6E49"/>
+    <w:rsid w:val="008B71C0"/>
+    <w:rsid w:val="008C5F84"/>
+    <w:rsid w:val="008D0F0A"/>
+    <w:rsid w:val="00904F4A"/>
+    <w:rsid w:val="00936FB1"/>
+    <w:rsid w:val="00937E67"/>
+    <w:rsid w:val="00943372"/>
+    <w:rsid w:val="00946E62"/>
+    <w:rsid w:val="00962431"/>
+    <w:rsid w:val="0096767F"/>
+    <w:rsid w:val="00974C49"/>
+    <w:rsid w:val="009925C6"/>
+    <w:rsid w:val="009A7E0B"/>
+    <w:rsid w:val="009C7CB7"/>
+    <w:rsid w:val="009D32AB"/>
+    <w:rsid w:val="009F5ACA"/>
+    <w:rsid w:val="00A066B3"/>
+    <w:rsid w:val="00A55422"/>
+    <w:rsid w:val="00A92605"/>
+    <w:rsid w:val="00AB4360"/>
+    <w:rsid w:val="00AC1BE2"/>
+    <w:rsid w:val="00AD12A7"/>
+    <w:rsid w:val="00AD1E20"/>
+    <w:rsid w:val="00AE0F0C"/>
+    <w:rsid w:val="00AE4725"/>
+    <w:rsid w:val="00AE5F1A"/>
+    <w:rsid w:val="00AE7D14"/>
+    <w:rsid w:val="00AF0335"/>
+    <w:rsid w:val="00B0008C"/>
+    <w:rsid w:val="00B00D0E"/>
+    <w:rsid w:val="00B158EC"/>
+    <w:rsid w:val="00B354E5"/>
+    <w:rsid w:val="00B53EBA"/>
+    <w:rsid w:val="00B56B43"/>
+    <w:rsid w:val="00B57148"/>
+    <w:rsid w:val="00B86594"/>
+    <w:rsid w:val="00B869CE"/>
+    <w:rsid w:val="00B903B8"/>
+    <w:rsid w:val="00BA09FC"/>
+    <w:rsid w:val="00BC43F3"/>
+    <w:rsid w:val="00BE76CD"/>
+    <w:rsid w:val="00C0758D"/>
+    <w:rsid w:val="00C16BA8"/>
+    <w:rsid w:val="00C573CB"/>
+    <w:rsid w:val="00C62381"/>
+    <w:rsid w:val="00C62BB6"/>
+    <w:rsid w:val="00C64813"/>
+    <w:rsid w:val="00C66757"/>
+    <w:rsid w:val="00C73C83"/>
+    <w:rsid w:val="00CA05B1"/>
+    <w:rsid w:val="00CA0DC6"/>
+    <w:rsid w:val="00CC50CD"/>
+    <w:rsid w:val="00CD1FAD"/>
+    <w:rsid w:val="00CD71E4"/>
+    <w:rsid w:val="00CE2BB6"/>
+    <w:rsid w:val="00D24F3F"/>
+    <w:rsid w:val="00D34130"/>
+    <w:rsid w:val="00D36333"/>
+    <w:rsid w:val="00D368EC"/>
+    <w:rsid w:val="00D716BB"/>
+    <w:rsid w:val="00D8199A"/>
+    <w:rsid w:val="00DA01D9"/>
+    <w:rsid w:val="00DA12B3"/>
+    <w:rsid w:val="00DA5E62"/>
+    <w:rsid w:val="00DA5FD6"/>
+    <w:rsid w:val="00DD0D30"/>
+    <w:rsid w:val="00DD625D"/>
+    <w:rsid w:val="00DF1284"/>
+    <w:rsid w:val="00E0204D"/>
+    <w:rsid w:val="00E029E1"/>
+    <w:rsid w:val="00E058A4"/>
+    <w:rsid w:val="00E15893"/>
+    <w:rsid w:val="00E31C72"/>
+    <w:rsid w:val="00E33D03"/>
+    <w:rsid w:val="00E41359"/>
+    <w:rsid w:val="00E5158E"/>
+    <w:rsid w:val="00E60203"/>
+    <w:rsid w:val="00E66B5D"/>
+    <w:rsid w:val="00E84AAD"/>
+    <w:rsid w:val="00E85097"/>
+    <w:rsid w:val="00EC2DA6"/>
+    <w:rsid w:val="00EC4B5B"/>
+    <w:rsid w:val="00EE5AE4"/>
+    <w:rsid w:val="00EF15EF"/>
+    <w:rsid w:val="00EF38D6"/>
+    <w:rsid w:val="00EF3959"/>
+    <w:rsid w:val="00F070CF"/>
+    <w:rsid w:val="00F22CEF"/>
+    <w:rsid w:val="00F35C6A"/>
+    <w:rsid w:val="00F37E60"/>
+    <w:rsid w:val="00F64708"/>
+    <w:rsid w:val="00F80310"/>
+    <w:rsid w:val="00F85FAE"/>
+    <w:rsid w:val="00F93F30"/>
+    <w:rsid w:val="00FC2765"/>
+    <w:rsid w:val="00FD428F"/>
+  </w:rsids>
+  <m:mathPr>
+    <m:mathFont m:val="Cambria Math"/>
+    <m:brkBin m:val="before"/>
+    <m:brkBinSub m:val="--"/>
+    <m:smallFrac m:val="0"/>
+    <m:dispDef/>
+    <m:lMargin m:val="0"/>
+    <m:rMargin m:val="0"/>
+    <m:defJc m:val="centerGroup"/>
+    <m:wrapIndent m:val="1440"/>
+    <m:intLim m:val="subSup"/>
+    <m:naryLim m:val="undOvr"/>
+  </m:mathPr>
+  <w:themeFontLang w:val="en-US"/>
+  <w:clrSchemeMapping w:bg1="light1" w:t1="dark1" w:bg2="light2" w:t2="dark2" w:accent1="accent1" w:accent2="accent2" w:accent3="accent3" w:accent4="accent4" w:accent5="accent5" w:accent6="accent6" w:hyperlink="hyperlink" w:followedHyperlink="followedHyperlink"/>
+  <w:shapeDefaults>
+    <o:shapedefaults v:ext="edit" spidmax="1026"/>
+    <o:shapelayout v:ext="edit">
+      <o:idmap v:ext="edit" data="1"/>
+    </o:shapelayout>
+  </w:shapeDefaults>
+  <w:decimalSymbol w:val="."/>
+  <w:listSeparator w:val=","/>
+  <w14:docId w14:val="3A023353"/>
+  <w15:docId w15:val="{65229F0A-4B59-422B-B449-516A96ABF964}"/>
+</w:settings>
+</file>
+
+<file path=word\styles.xml><?xml version="1.0" encoding="utf-8"?>
 <w:styles xmlns:mc="http://schemas.openxmlformats.org/markup-compatibility/2006" xmlns:r="http://schemas.openxmlformats.org/officeDocument/2006/relationships" xmlns:w="http://schemas.openxmlformats.org/wordprocessingml/2006/main" xmlns:w14="http://schemas.microsoft.com/office/word/2010/wordml" xmlns:w15="http://schemas.microsoft.com/office/word/2012/wordml" xmlns:w16cex="http://schemas.microsoft.com/office/word/2018/wordml/cex" xmlns:w16cid="http://schemas.microsoft.com/office/word/2016/wordml/cid" xmlns:w16="http://schemas.microsoft.com/office/word/2018/wordml" xmlns:w16du="http://schemas.microsoft.com/office/word/2023/wordml/word16du" xmlns:w16sdtdh="http://schemas.microsoft.com/office/word/2020/wordml/sdtdatahash" xmlns:w16sdtfl="http://schemas.microsoft.com/office/word/2024/wordml/sdtformatlock" xmlns:w16se="http://schemas.microsoft.com/office/word/2015/wordml/symex" mc:Ignorable="w14 w15 w16se w16cid w16 w16cex w16sdtdh w16sdtfl w16du">
   <w:docDefaults>
     <w:rPrDefault>
@@ -3475,7 +3868,7 @@
 </w:styles>
 </file>
 
-<file path=word/theme/theme1.xml><?xml version="1.0" encoding="utf-8"?>
+<file path=word\theme\theme1.xml><?xml version="1.0" encoding="utf-8"?>
 <a:theme xmlns:a="http://schemas.openxmlformats.org/drawingml/2006/main" name="Office Theme">
   <a:themeElements>
     <a:clrScheme name="Office">
@@ -3770,14 +4163,37 @@
 </a:theme>
 </file>
 
-<file path=customXml/item1.xml><?xml version="1.0" encoding="utf-8"?>
-<b:Sources xmlns:b="http://schemas.openxmlformats.org/officeDocument/2006/bibliography" xmlns="http://schemas.openxmlformats.org/officeDocument/2006/bibliography" SelectedStyle="\APASixthEditionOfficeOnline.xsl" StyleName="APA" Version="6"/>
-</file>
-
-<file path=customXml/itemProps1.xml><?xml version="1.0" encoding="utf-8"?>
-<ds:datastoreItem xmlns:ds="http://schemas.openxmlformats.org/officeDocument/2006/customXml" ds:itemID="{0C810001-D101-49D2-926D-55A56B8A4DBB}">
-  <ds:schemaRefs>
-    <ds:schemaRef ds:uri="http://schemas.openxmlformats.org/officeDocument/2006/bibliography"/>
-  </ds:schemaRefs>
-</ds:datastoreItem>
+<file path=word\webSettings.xml><?xml version="1.0" encoding="utf-8"?>
+<w:webSettings xmlns:mc="http://schemas.openxmlformats.org/markup-compatibility/2006" xmlns:r="http://schemas.openxmlformats.org/officeDocument/2006/relationships" xmlns:w="http://schemas.openxmlformats.org/wordprocessingml/2006/main" xmlns:w14="http://schemas.microsoft.com/office/word/2010/wordml" xmlns:w15="http://schemas.microsoft.com/office/word/2012/wordml" xmlns:w16cex="http://schemas.microsoft.com/office/word/2018/wordml/cex" xmlns:w16cid="http://schemas.microsoft.com/office/word/2016/wordml/cid" xmlns:w16="http://schemas.microsoft.com/office/word/2018/wordml" xmlns:w16du="http://schemas.microsoft.com/office/word/2023/wordml/word16du" xmlns:w16sdtdh="http://schemas.microsoft.com/office/word/2020/wordml/sdtdatahash" xmlns:w16sdtfl="http://schemas.microsoft.com/office/word/2024/wordml/sdtformatlock" xmlns:w16se="http://schemas.microsoft.com/office/word/2015/wordml/symex" mc:Ignorable="w14 w15 w16se w16cid w16 w16cex w16sdtdh w16sdtfl w16du">
+  <w:divs>
+    <w:div w:id="1226915594">
+      <w:bodyDiv w:val="1"/>
+      <w:marLeft w:val="0"/>
+      <w:marRight w:val="0"/>
+      <w:marTop w:val="0"/>
+      <w:marBottom w:val="0"/>
+      <w:divBdr>
+        <w:top w:val="none" w:sz="0" w:space="0" w:color="auto"/>
+        <w:left w:val="none" w:sz="0" w:space="0" w:color="auto"/>
+        <w:bottom w:val="none" w:sz="0" w:space="0" w:color="auto"/>
+        <w:right w:val="none" w:sz="0" w:space="0" w:color="auto"/>
+      </w:divBdr>
+    </w:div>
+    <w:div w:id="1715275868">
+      <w:bodyDiv w:val="1"/>
+      <w:marLeft w:val="0"/>
+      <w:marRight w:val="0"/>
+      <w:marTop w:val="0"/>
+      <w:marBottom w:val="0"/>
+      <w:divBdr>
+        <w:top w:val="none" w:sz="0" w:space="0" w:color="auto"/>
+        <w:left w:val="none" w:sz="0" w:space="0" w:color="auto"/>
+        <w:bottom w:val="none" w:sz="0" w:space="0" w:color="auto"/>
+        <w:right w:val="none" w:sz="0" w:space="0" w:color="auto"/>
+      </w:divBdr>
+    </w:div>
+  </w:divs>
+  <w:optimizeForBrowser/>
+  <w:allowPNG/>
+</w:webSettings>
 </file>
--- a/public/ky_quy_lai_xe_template.docx
+++ b/public/ky_quy_lai_xe_template.docx
@@ -1,67 +1,5 @@
 
-<file path=customXml\item1.xml><?xml version="1.0" encoding="utf-8"?>
-<b:Sources xmlns:b="http://schemas.openxmlformats.org/officeDocument/2006/bibliography" xmlns="http://schemas.openxmlformats.org/officeDocument/2006/bibliography" SelectedStyle="\APASixthEditionOfficeOnline.xsl" StyleName="APA" Version="6"/>
-</file>
-
-<file path=customXml\itemProps1.xml><?xml version="1.0" encoding="utf-8"?>
-<ds:datastoreItem xmlns:ds="http://schemas.openxmlformats.org/officeDocument/2006/customXml" ds:itemID="{0C810001-D101-49D2-926D-55A56B8A4DBB}">
-  <ds:schemaRefs>
-    <ds:schemaRef ds:uri="http://schemas.openxmlformats.org/officeDocument/2006/bibliography"/>
-  </ds:schemaRefs>
-</ds:datastoreItem>
-</file>
-
-<file path=docProps\app.xml><?xml version="1.0" encoding="utf-8"?>
-<Properties xmlns="http://schemas.openxmlformats.org/officeDocument/2006/extended-properties" xmlns:vt="http://schemas.openxmlformats.org/officeDocument/2006/docPropsVTypes">
-  <Template>Normal</Template>
-  <TotalTime>445</TotalTime>
-  <Pages>2</Pages>
-  <Words>597</Words>
-  <Characters>3409</Characters>
-  <Application>Microsoft Office Word</Application>
-  <DocSecurity>0</DocSecurity>
-  <Lines>28</Lines>
-  <Paragraphs>7</Paragraphs>
-  <ScaleCrop>false</ScaleCrop>
-  <HeadingPairs>
-    <vt:vector size="2" baseType="variant">
-      <vt:variant>
-        <vt:lpstr>Title</vt:lpstr>
-      </vt:variant>
-      <vt:variant>
-        <vt:i4>1</vt:i4>
-      </vt:variant>
-    </vt:vector>
-  </HeadingPairs>
-  <TitlesOfParts>
-    <vt:vector size="1" baseType="lpstr">
-      <vt:lpstr/>
-    </vt:vector>
-  </TitlesOfParts>
-  <Company/>
-  <LinksUpToDate>false</LinksUpToDate>
-  <CharactersWithSpaces>3999</CharactersWithSpaces>
-  <SharedDoc>false</SharedDoc>
-  <HyperlinksChanged>false</HyperlinksChanged>
-  <AppVersion>16.0000</AppVersion>
-</Properties>
-</file>
-
-<file path=docProps\core.xml><?xml version="1.0" encoding="utf-8"?>
-<cp:coreProperties xmlns:cp="http://schemas.openxmlformats.org/package/2006/metadata/core-properties" xmlns:dc="http://purl.org/dc/elements/1.1/" xmlns:dcterms="http://purl.org/dc/terms/" xmlns:dcmitype="http://purl.org/dc/dcmitype/" xmlns:xsi="http://www.w3.org/2001/XMLSchema-instance">
-  <dc:title/>
-  <dc:subject/>
-  <dc:creator>Administrator</dc:creator>
-  <cp:keywords/>
-  <dc:description/>
-  <cp:lastModifiedBy>Mai Văn Hoàng</cp:lastModifiedBy>
-  <cp:revision>201</cp:revision>
-  <dcterms:created xsi:type="dcterms:W3CDTF">2026-04-20T02:59:00Z</dcterms:created>
-  <dcterms:modified xsi:type="dcterms:W3CDTF">2026-05-28T14:25:00Z</dcterms:modified>
-</cp:coreProperties>
-</file>
-
-<file path=word\document.xml><?xml version="1.0" encoding="utf-8"?>
+<file path=word/document.xml><?xml version="1.0" encoding="utf-8"?>
 <w:document xmlns:wpc="http://schemas.microsoft.com/office/word/2010/wordprocessingCanvas" xmlns:cx="http://schemas.microsoft.com/office/drawing/2014/chartex" xmlns:cx1="http://schemas.microsoft.com/office/drawing/2015/9/8/chartex" xmlns:cx2="http://schemas.microsoft.com/office/drawing/2015/10/21/chartex" xmlns:cx3="http://schemas.microsoft.com/office/drawing/2016/5/9/chartex" xmlns:cx4="http://schemas.microsoft.com/office/drawing/2016/5/10/chartex" xmlns:cx5="http://schemas.microsoft.com/office/drawing/2016/5/11/chartex" xmlns:cx6="http://schemas.microsoft.com/office/drawing/2016/5/12/chartex" xmlns:cx7="http://schemas.microsoft.com/office/drawing/2016/5/13/chartex" xmlns:cx8="http://schemas.microsoft.com/office/drawing/2016/5/14/chartex" xmlns:mc="http://schemas.openxmlformats.org/markup-compatibility/2006" xmlns:aink="http://schemas.microsoft.com/office/drawing/2016/ink" xmlns:am3d="http://schemas.microsoft.com/office/drawing/2017/model3d" xmlns:o="urn:schemas-microsoft-com:office:office" xmlns:oel="http://schemas.microsoft.com/office/2019/extlst" xmlns:r="http://schemas.openxmlformats.org/officeDocument/2006/relationships" xmlns:m="http://schemas.openxmlformats.org/officeDocument/2006/math" xmlns:v="urn:schemas-microsoft-com:vml" xmlns:wp14="http://schemas.microsoft.com/office/word/2010/wordprocessingDrawing" xmlns:wp="http://schemas.openxmlformats.org/drawingml/2006/wordprocessingDrawing" xmlns:w10="urn:schemas-microsoft-com:office:word" xmlns:w="http://schemas.openxmlformats.org/wordprocessingml/2006/main" xmlns:w14="http://schemas.microsoft.com/office/word/2010/wordml" xmlns:w15="http://schemas.microsoft.com/office/word/2012/wordml" xmlns:w16cex="http://schemas.microsoft.com/office/word/2018/wordml/cex" xmlns:w16cid="http://schemas.microsoft.com/office/word/2016/wordml/cid" xmlns:w16="http://schemas.microsoft.com/office/word/2018/wordml" xmlns:w16du="http://schemas.microsoft.com/office/word/2023/wordml/word16du" xmlns:w16sdtdh="http://schemas.microsoft.com/office/word/2020/wordml/sdtdatahash" xmlns:w16sdtfl="http://schemas.microsoft.com/office/word/2024/wordml/sdtformatlock" xmlns:w16se="http://schemas.microsoft.com/office/word/2015/wordml/symex" xmlns:wpg="http://schemas.microsoft.com/office/word/2010/wordprocessingGroup" xmlns:wpi="http://schemas.microsoft.com/office/word/2010/wordprocessingInk" xmlns:wne="http://schemas.microsoft.com/office/word/2006/wordml" xmlns:wps="http://schemas.microsoft.com/office/word/2010/wordprocessingShape" mc:Ignorable="w14 w15 w16se w16cid w16 w16cex w16sdtdh w16sdtfl w16du wp14">
   <w:body>
     <w:p>
@@ -397,7 +335,39 @@
           <w:sz w:val="24"/>
           <w:szCs w:val="24"/>
         </w:rPr>
-        <w:t>Hôm nay, ngày {ngay_ky}/{thang_ky}/{nam_ky}, tại {ten_don_vi}, chúng tôi gồm:</w:t>
+        <w:t>Hôm nay, ngày {ngay_ky}</w:t>
+      </w:r>
+      <w:r>
+        <w:rPr>
+          <w:rFonts w:eastAsia="Times New Roman" w:cs="Times New Roman"/>
+          <w:sz w:val="24"/>
+          <w:szCs w:val="24"/>
+        </w:rPr>
+        <w:t xml:space="preserve"> tháng </w:t>
+      </w:r>
+      <w:r>
+        <w:rPr>
+          <w:rFonts w:eastAsia="Times New Roman" w:cs="Times New Roman"/>
+          <w:sz w:val="24"/>
+          <w:szCs w:val="24"/>
+        </w:rPr>
+        <w:t>{thang_ky}</w:t>
+      </w:r>
+      <w:r>
+        <w:rPr>
+          <w:rFonts w:eastAsia="Times New Roman" w:cs="Times New Roman"/>
+          <w:sz w:val="24"/>
+          <w:szCs w:val="24"/>
+        </w:rPr>
+        <w:t xml:space="preserve"> năm </w:t>
+      </w:r>
+      <w:r>
+        <w:rPr>
+          <w:rFonts w:eastAsia="Times New Roman" w:cs="Times New Roman"/>
+          <w:sz w:val="24"/>
+          <w:szCs w:val="24"/>
+        </w:rPr>
+        <w:t>{nam_ky}, tại {ten_don_vi}, chúng tôi gồm:</w:t>
       </w:r>
       <w:r>
         <w:rPr>
@@ -551,7 +521,27 @@
                       <w:sz w:val="24"/>
                       <w:szCs w:val="24"/>
                     </w:rPr>
-                    <w:t>{ten_don_vi}</w:t>
+                    <w:t>{ten_don_vi</w:t>
+                  </w:r>
+                  <w:r>
+                    <w:rPr>
+                      <w:rFonts w:eastAsia="Times New Roman" w:cs="Times New Roman"/>
+                      <w:b/>
+                      <w:bCs/>
+                      <w:sz w:val="24"/>
+                      <w:szCs w:val="24"/>
+                    </w:rPr>
+                    <w:t>_uper</w:t>
+                  </w:r>
+                  <w:r>
+                    <w:rPr>
+                      <w:rFonts w:eastAsia="Times New Roman" w:cs="Times New Roman"/>
+                      <w:b/>
+                      <w:bCs/>
+                      <w:sz w:val="24"/>
+                      <w:szCs w:val="24"/>
+                    </w:rPr>
+                    <w:t>}</w:t>
                   </w:r>
                 </w:p>
               </w:tc>
@@ -812,7 +802,25 @@
                       <w:sz w:val="24"/>
                       <w:szCs w:val="24"/>
                     </w:rPr>
-                    <w:t>Ông {nguoi_dai_dien_don_vi} Chức danh: {chuc_vu_nguoi_dai_dien}</w:t>
+                    <w:t xml:space="preserve">Ông </w:t>
+                  </w:r>
+                  <w:r>
+                    <w:rPr>
+                      <w:rFonts w:eastAsia="Times New Roman" w:cs="Times New Roman"/>
+                      <w:b/>
+                      <w:sz w:val="24"/>
+                      <w:szCs w:val="24"/>
+                    </w:rPr>
+                    <w:t>{nguoi_dai_dien_don_vi}</w:t>
+                  </w:r>
+                  <w:r>
+                    <w:rPr>
+                      <w:rFonts w:eastAsia="Times New Roman" w:cs="Times New Roman"/>
+                      <w:bCs/>
+                      <w:sz w:val="24"/>
+                      <w:szCs w:val="24"/>
+                    </w:rPr>
+                    <w:t xml:space="preserve"> Chức danh: {chuc_vu_nguoi_dai_dien}</w:t>
                   </w:r>
                 </w:p>
               </w:tc>
@@ -1006,7 +1014,16 @@
                       <w:sz w:val="24"/>
                       <w:szCs w:val="24"/>
                     </w:rPr>
-                    <w:t>Ông/Bà {ho_ten_lai_xe}</w:t>
+                    <w:t xml:space="preserve">Ông/Bà </w:t>
+                  </w:r>
+                  <w:r>
+                    <w:rPr>
+                      <w:rFonts w:eastAsia="Times New Roman" w:cs="Times New Roman"/>
+                      <w:b/>
+                      <w:sz w:val="24"/>
+                      <w:szCs w:val="24"/>
+                    </w:rPr>
+                    <w:t>{ho_ten_lai_xe}</w:t>
                   </w:r>
                 </w:p>
               </w:tc>
@@ -1663,6 +1680,7 @@
           <w:sz w:val="24"/>
           <w:szCs w:val="24"/>
         </w:rPr>
+        <w:lastRenderedPageBreak/>
         <w:t xml:space="preserve">- Bên B </w:t>
       </w:r>
       <w:r>
@@ -1719,7 +1737,6 @@
           <w:sz w:val="24"/>
           <w:szCs w:val="24"/>
         </w:rPr>
-        <w:lastRenderedPageBreak/>
         <w:t>Chấm dứt HĐLĐ;</w:t>
       </w:r>
     </w:p>
@@ -2576,7 +2593,7 @@
 </w:document>
 </file>
 
-<file path=word\endnotes.xml><?xml version="1.0" encoding="utf-8"?>
+<file path=word/endnotes.xml><?xml version="1.0" encoding="utf-8"?>
 <w:endnotes xmlns:wpc="http://schemas.microsoft.com/office/word/2010/wordprocessingCanvas" xmlns:cx="http://schemas.microsoft.com/office/drawing/2014/chartex" xmlns:cx1="http://schemas.microsoft.com/office/drawing/2015/9/8/chartex" xmlns:cx2="http://schemas.microsoft.com/office/drawing/2015/10/21/chartex" xmlns:cx3="http://schemas.microsoft.com/office/drawing/2016/5/9/chartex" xmlns:cx4="http://schemas.microsoft.com/office/drawing/2016/5/10/chartex" xmlns:cx5="http://schemas.microsoft.com/office/drawing/2016/5/11/chartex" xmlns:cx6="http://schemas.microsoft.com/office/drawing/2016/5/12/chartex" xmlns:cx7="http://schemas.microsoft.com/office/drawing/2016/5/13/chartex" xmlns:cx8="http://schemas.microsoft.com/office/drawing/2016/5/14/chartex" xmlns:mc="http://schemas.openxmlformats.org/markup-compatibility/2006" xmlns:aink="http://schemas.microsoft.com/office/drawing/2016/ink" xmlns:am3d="http://schemas.microsoft.com/office/drawing/2017/model3d" xmlns:o="urn:schemas-microsoft-com:office:office" xmlns:oel="http://schemas.microsoft.com/office/2019/extlst" xmlns:r="http://schemas.openxmlformats.org/officeDocument/2006/relationships" xmlns:m="http://schemas.openxmlformats.org/officeDocument/2006/math" xmlns:v="urn:schemas-microsoft-com:vml" xmlns:wp14="http://schemas.microsoft.com/office/word/2010/wordprocessingDrawing" xmlns:wp="http://schemas.openxmlformats.org/drawingml/2006/wordprocessingDrawing" xmlns:w10="urn:schemas-microsoft-com:office:word" xmlns:w="http://schemas.openxmlformats.org/wordprocessingml/2006/main" xmlns:w14="http://schemas.microsoft.com/office/word/2010/wordml" xmlns:w15="http://schemas.microsoft.com/office/word/2012/wordml" xmlns:w16cex="http://schemas.microsoft.com/office/word/2018/wordml/cex" xmlns:w16cid="http://schemas.microsoft.com/office/word/2016/wordml/cid" xmlns:w16="http://schemas.microsoft.com/office/word/2018/wordml" xmlns:w16du="http://schemas.microsoft.com/office/word/2023/wordml/word16du" xmlns:w16sdtdh="http://schemas.microsoft.com/office/word/2020/wordml/sdtdatahash" xmlns:w16sdtfl="http://schemas.microsoft.com/office/word/2024/wordml/sdtformatlock" xmlns:w16se="http://schemas.microsoft.com/office/word/2015/wordml/symex" xmlns:wpg="http://schemas.microsoft.com/office/word/2010/wordprocessingGroup" xmlns:wpi="http://schemas.microsoft.com/office/word/2010/wordprocessingInk" xmlns:wne="http://schemas.microsoft.com/office/word/2006/wordml" xmlns:wps="http://schemas.microsoft.com/office/word/2010/wordprocessingShape" mc:Ignorable="w14 w15 w16se w16cid w16 w16cex w16sdtdh w16sdtfl w16du wp14">
   <w:endnote w:type="separator" w:id="-1">
     <w:p>
@@ -2601,54 +2618,7 @@
 </w:endnotes>
 </file>
 
-<file path=word\fontTable.xml><?xml version="1.0" encoding="utf-8"?>
-<w:fonts xmlns:mc="http://schemas.openxmlformats.org/markup-compatibility/2006" xmlns:r="http://schemas.openxmlformats.org/officeDocument/2006/relationships" xmlns:w="http://schemas.openxmlformats.org/wordprocessingml/2006/main" xmlns:w14="http://schemas.microsoft.com/office/word/2010/wordml" xmlns:w15="http://schemas.microsoft.com/office/word/2012/wordml" xmlns:w16cex="http://schemas.microsoft.com/office/word/2018/wordml/cex" xmlns:w16cid="http://schemas.microsoft.com/office/word/2016/wordml/cid" xmlns:w16="http://schemas.microsoft.com/office/word/2018/wordml" xmlns:w16du="http://schemas.microsoft.com/office/word/2023/wordml/word16du" xmlns:w16sdtdh="http://schemas.microsoft.com/office/word/2020/wordml/sdtdatahash" xmlns:w16sdtfl="http://schemas.microsoft.com/office/word/2024/wordml/sdtformatlock" xmlns:w16se="http://schemas.microsoft.com/office/word/2015/wordml/symex" mc:Ignorable="w14 w15 w16se w16cid w16 w16cex w16sdtdh w16sdtfl w16du">
-  <w:font w:name="Symbol">
-    <w:panose1 w:val="05050102010706020507"/>
-    <w:charset w:val="02"/>
-    <w:family w:val="roman"/>
-    <w:pitch w:val="variable"/>
-    <w:sig w:usb0="00000000" w:usb1="10000000" w:usb2="00000000" w:usb3="00000000" w:csb0="80000000" w:csb1="00000000"/>
-  </w:font>
-  <w:font w:name="Times New Roman">
-    <w:panose1 w:val="02020603050405020304"/>
-    <w:charset w:val="00"/>
-    <w:family w:val="roman"/>
-    <w:pitch w:val="variable"/>
-    <w:sig w:usb0="E0002EFF" w:usb1="C000785B" w:usb2="00000009" w:usb3="00000000" w:csb0="000001FF" w:csb1="00000000"/>
-  </w:font>
-  <w:font w:name="Courier New">
-    <w:panose1 w:val="02070309020205020404"/>
-    <w:charset w:val="00"/>
-    <w:family w:val="modern"/>
-    <w:pitch w:val="fixed"/>
-    <w:sig w:usb0="E0002EFF" w:usb1="C0007843" w:usb2="00000009" w:usb3="00000000" w:csb0="000001FF" w:csb1="00000000"/>
-  </w:font>
-  <w:font w:name="Wingdings">
-    <w:panose1 w:val="05000000000000000000"/>
-    <w:charset w:val="02"/>
-    <w:family w:val="auto"/>
-    <w:pitch w:val="variable"/>
-    <w:sig w:usb0="00000000" w:usb1="10000000" w:usb2="00000000" w:usb3="00000000" w:csb0="80000000" w:csb1="00000000"/>
-  </w:font>
-  <w:font w:name="Calibri">
-    <w:panose1 w:val="020F0502020204030204"/>
-    <w:charset w:val="00"/>
-    <w:family w:val="swiss"/>
-    <w:pitch w:val="variable"/>
-    <w:sig w:usb0="E4002EFF" w:usb1="C200247B" w:usb2="00000009" w:usb3="00000000" w:csb0="000001FF" w:csb1="00000000"/>
-  </w:font>
-  <w:font w:name="Calibri Light">
-    <w:panose1 w:val="020F0302020204030204"/>
-    <w:charset w:val="00"/>
-    <w:family w:val="swiss"/>
-    <w:pitch w:val="variable"/>
-    <w:sig w:usb0="E4002EFF" w:usb1="C200247B" w:usb2="00000009" w:usb3="00000000" w:csb0="000001FF" w:csb1="00000000"/>
-  </w:font>
-</w:fonts>
-</file>
-
-<file path=word\footnotes.xml><?xml version="1.0" encoding="utf-8"?>
+<file path=word/footnotes.xml><?xml version="1.0" encoding="utf-8"?>
 <w:footnotes xmlns:wpc="http://schemas.microsoft.com/office/word/2010/wordprocessingCanvas" xmlns:cx="http://schemas.microsoft.com/office/drawing/2014/chartex" xmlns:cx1="http://schemas.microsoft.com/office/drawing/2015/9/8/chartex" xmlns:cx2="http://schemas.microsoft.com/office/drawing/2015/10/21/chartex" xmlns:cx3="http://schemas.microsoft.com/office/drawing/2016/5/9/chartex" xmlns:cx4="http://schemas.microsoft.com/office/drawing/2016/5/10/chartex" xmlns:cx5="http://schemas.microsoft.com/office/drawing/2016/5/11/chartex" xmlns:cx6="http://schemas.microsoft.com/office/drawing/2016/5/12/chartex" xmlns:cx7="http://schemas.microsoft.com/office/drawing/2016/5/13/chartex" xmlns:cx8="http://schemas.microsoft.com/office/drawing/2016/5/14/chartex" xmlns:mc="http://schemas.openxmlformats.org/markup-compatibility/2006" xmlns:aink="http://schemas.microsoft.com/office/drawing/2016/ink" xmlns:am3d="http://schemas.microsoft.com/office/drawing/2017/model3d" xmlns:o="urn:schemas-microsoft-com:office:office" xmlns:oel="http://schemas.microsoft.com/office/2019/extlst" xmlns:r="http://schemas.openxmlformats.org/officeDocument/2006/relationships" xmlns:m="http://schemas.openxmlformats.org/officeDocument/2006/math" xmlns:v="urn:schemas-microsoft-com:vml" xmlns:wp14="http://schemas.microsoft.com/office/word/2010/wordprocessingDrawing" xmlns:wp="http://schemas.openxmlformats.org/drawingml/2006/wordprocessingDrawing" xmlns:w10="urn:schemas-microsoft-com:office:word" xmlns:w="http://schemas.openxmlformats.org/wordprocessingml/2006/main" xmlns:w14="http://schemas.microsoft.com/office/word/2010/wordml" xmlns:w15="http://schemas.microsoft.com/office/word/2012/wordml" xmlns:w16cex="http://schemas.microsoft.com/office/word/2018/wordml/cex" xmlns:w16cid="http://schemas.microsoft.com/office/word/2016/wordml/cid" xmlns:w16="http://schemas.microsoft.com/office/word/2018/wordml" xmlns:w16du="http://schemas.microsoft.com/office/word/2023/wordml/word16du" xmlns:w16sdtdh="http://schemas.microsoft.com/office/word/2020/wordml/sdtdatahash" xmlns:w16sdtfl="http://schemas.microsoft.com/office/word/2024/wordml/sdtformatlock" xmlns:w16se="http://schemas.microsoft.com/office/word/2015/wordml/symex" xmlns:wpg="http://schemas.microsoft.com/office/word/2010/wordprocessingGroup" xmlns:wpi="http://schemas.microsoft.com/office/word/2010/wordprocessingInk" xmlns:wne="http://schemas.microsoft.com/office/word/2006/wordml" xmlns:wps="http://schemas.microsoft.com/office/word/2010/wordprocessingShape" mc:Ignorable="w14 w15 w16se w16cid w16 w16cex w16sdtdh w16sdtfl w16du wp14">
   <w:footnote w:type="separator" w:id="-1">
     <w:p>
@@ -2673,7 +2643,7 @@
 </w:footnotes>
 </file>
 
-<file path=word\numbering.xml><?xml version="1.0" encoding="utf-8"?>
+<file path=word/numbering.xml><?xml version="1.0" encoding="utf-8"?>
 <w:numbering xmlns:wpc="http://schemas.microsoft.com/office/word/2010/wordprocessingCanvas" xmlns:cx="http://schemas.microsoft.com/office/drawing/2014/chartex" xmlns:cx1="http://schemas.microsoft.com/office/drawing/2015/9/8/chartex" xmlns:cx2="http://schemas.microsoft.com/office/drawing/2015/10/21/chartex" xmlns:cx3="http://schemas.microsoft.com/office/drawing/2016/5/9/chartex" xmlns:cx4="http://schemas.microsoft.com/office/drawing/2016/5/10/chartex" xmlns:cx5="http://schemas.microsoft.com/office/drawing/2016/5/11/chartex" xmlns:cx6="http://schemas.microsoft.com/office/drawing/2016/5/12/chartex" xmlns:cx7="http://schemas.microsoft.com/office/drawing/2016/5/13/chartex" xmlns:cx8="http://schemas.microsoft.com/office/drawing/2016/5/14/chartex" xmlns:mc="http://schemas.openxmlformats.org/markup-compatibility/2006" xmlns:aink="http://schemas.microsoft.com/office/drawing/2016/ink" xmlns:am3d="http://schemas.microsoft.com/office/drawing/2017/model3d" xmlns:o="urn:schemas-microsoft-com:office:office" xmlns:oel="http://schemas.microsoft.com/office/2019/extlst" xmlns:r="http://schemas.openxmlformats.org/officeDocument/2006/relationships" xmlns:m="http://schemas.openxmlformats.org/officeDocument/2006/math" xmlns:v="urn:schemas-microsoft-com:vml" xmlns:wp14="http://schemas.microsoft.com/office/word/2010/wordprocessingDrawing" xmlns:wp="http://schemas.openxmlformats.org/drawingml/2006/wordprocessingDrawing" xmlns:w10="urn:schemas-microsoft-com:office:word" xmlns:w="http://schemas.openxmlformats.org/wordprocessingml/2006/main" xmlns:w14="http://schemas.microsoft.com/office/word/2010/wordml" xmlns:w15="http://schemas.microsoft.com/office/word/2012/wordml" xmlns:w16cex="http://schemas.microsoft.com/office/word/2018/wordml/cex" xmlns:w16cid="http://schemas.microsoft.com/office/word/2016/wordml/cid" xmlns:w16="http://schemas.microsoft.com/office/word/2018/wordml" xmlns:w16du="http://schemas.microsoft.com/office/word/2023/wordml/word16du" xmlns:w16sdtdh="http://schemas.microsoft.com/office/word/2020/wordml/sdtdatahash" xmlns:w16sdtfl="http://schemas.microsoft.com/office/word/2024/wordml/sdtformatlock" xmlns:w16se="http://schemas.microsoft.com/office/word/2015/wordml/symex" xmlns:wpg="http://schemas.microsoft.com/office/word/2010/wordprocessingGroup" xmlns:wpi="http://schemas.microsoft.com/office/word/2010/wordprocessingInk" xmlns:wne="http://schemas.microsoft.com/office/word/2006/wordml" xmlns:wps="http://schemas.microsoft.com/office/word/2010/wordprocessingShape" mc:Ignorable="w14 w15 w16se w16cid w16 w16cex w16sdtdh w16sdtfl w16du wp14">
   <w:abstractNum w:abstractNumId="0" w15:restartNumberingAfterBreak="0">
     <w:nsid w:val="00282623"/>
@@ -2910,278 +2880,7 @@
 </w:numbering>
 </file>
 
-<file path=word\settings.xml><?xml version="1.0" encoding="utf-8"?>
-<w:settings xmlns:mc="http://schemas.openxmlformats.org/markup-compatibility/2006" xmlns:o="urn:schemas-microsoft-com:office:office" xmlns:r="http://schemas.openxmlformats.org/officeDocument/2006/relationships" xmlns:m="http://schemas.openxmlformats.org/officeDocument/2006/math" xmlns:v="urn:schemas-microsoft-com:vml" xmlns:w10="urn:schemas-microsoft-com:office:word" xmlns:w="http://schemas.openxmlformats.org/wordprocessingml/2006/main" xmlns:w14="http://schemas.microsoft.com/office/word/2010/wordml" xmlns:w15="http://schemas.microsoft.com/office/word/2012/wordml" xmlns:w16cex="http://schemas.microsoft.com/office/word/2018/wordml/cex" xmlns:w16cid="http://schemas.microsoft.com/office/word/2016/wordml/cid" xmlns:w16="http://schemas.microsoft.com/office/word/2018/wordml" xmlns:w16du="http://schemas.microsoft.com/office/word/2023/wordml/word16du" xmlns:w16sdtdh="http://schemas.microsoft.com/office/word/2020/wordml/sdtdatahash" xmlns:w16sdtfl="http://schemas.microsoft.com/office/word/2024/wordml/sdtformatlock" xmlns:w16se="http://schemas.microsoft.com/office/word/2015/wordml/symex" xmlns:sl="http://schemas.openxmlformats.org/schemaLibrary/2006/main" mc:Ignorable="w14 w15 w16se w16cid w16 w16cex w16sdtdh w16sdtfl w16du">
-  <w:zoom w:percent="100"/>
-  <w:proofState w:grammar="clean"/>
-  <w:stylePaneFormatFilter w:val="1024" w:allStyles="0" w:customStyles="0" w:latentStyles="1" w:stylesInUse="0" w:headingStyles="1" w:numberingStyles="0" w:tableStyles="0" w:directFormattingOnRuns="0" w:directFormattingOnParagraphs="0" w:directFormattingOnNumbering="0" w:directFormattingOnTables="0" w:clearFormatting="1" w:top3HeadingStyles="0" w:visibleStyles="0" w:alternateStyleNames="0"/>
-  <w:defaultTabStop w:val="720"/>
-  <w:drawingGridHorizontalSpacing w:val="110"/>
-  <w:displayHorizontalDrawingGridEvery w:val="2"/>
-  <w:displayVerticalDrawingGridEvery w:val="2"/>
-  <w:characterSpacingControl w:val="doNotCompress"/>
-  <w:footnotePr>
-    <w:footnote w:id="-1"/>
-    <w:footnote w:id="0"/>
-  </w:footnotePr>
-  <w:endnotePr>
-    <w:endnote w:id="-1"/>
-    <w:endnote w:id="0"/>
-  </w:endnotePr>
-  <w:compat>
-    <w:compatSetting w:name="compatibilityMode" w:uri="http://schemas.microsoft.com/office/word" w:val="14"/>
-    <w:compatSetting w:name="overrideTableStyleFontSizeAndJustification" w:uri="http://schemas.microsoft.com/office/word" w:val="1"/>
-    <w:compatSetting w:name="enableOpenTypeFeatures" w:uri="http://schemas.microsoft.com/office/word" w:val="1"/>
-    <w:compatSetting w:name="doNotFlipMirrorIndents" w:uri="http://schemas.microsoft.com/office/word" w:val="1"/>
-    <w:compatSetting w:name="useWord2013TrackBottomHyphenation" w:uri="http://schemas.microsoft.com/office/word" w:val="1"/>
-  </w:compat>
-  <w:rsids>
-    <w:rsidRoot w:val="00F85FAE"/>
-    <w:rsid w:val="00003A98"/>
-    <w:rsid w:val="00005C94"/>
-    <w:rsid w:val="00005E2C"/>
-    <w:rsid w:val="00023DA1"/>
-    <w:rsid w:val="00046E96"/>
-    <w:rsid w:val="00053B72"/>
-    <w:rsid w:val="000556F1"/>
-    <w:rsid w:val="0006457B"/>
-    <w:rsid w:val="00065971"/>
-    <w:rsid w:val="000771D9"/>
-    <w:rsid w:val="000938F9"/>
-    <w:rsid w:val="000B6298"/>
-    <w:rsid w:val="000C45AE"/>
-    <w:rsid w:val="000D43ED"/>
-    <w:rsid w:val="000D7093"/>
-    <w:rsid w:val="000E5C95"/>
-    <w:rsid w:val="000E6057"/>
-    <w:rsid w:val="000E6152"/>
-    <w:rsid w:val="00107019"/>
-    <w:rsid w:val="00123B9C"/>
-    <w:rsid w:val="00160960"/>
-    <w:rsid w:val="00194612"/>
-    <w:rsid w:val="001B1070"/>
-    <w:rsid w:val="001C11D9"/>
-    <w:rsid w:val="001C3E12"/>
-    <w:rsid w:val="001D4385"/>
-    <w:rsid w:val="001E2849"/>
-    <w:rsid w:val="00213F47"/>
-    <w:rsid w:val="002269C4"/>
-    <w:rsid w:val="00235F22"/>
-    <w:rsid w:val="00253D8B"/>
-    <w:rsid w:val="00254505"/>
-    <w:rsid w:val="002828CE"/>
-    <w:rsid w:val="002862CD"/>
-    <w:rsid w:val="002A447B"/>
-    <w:rsid w:val="002B1119"/>
-    <w:rsid w:val="002B4D08"/>
-    <w:rsid w:val="002D17C6"/>
-    <w:rsid w:val="002D6609"/>
-    <w:rsid w:val="003146A5"/>
-    <w:rsid w:val="00315CB7"/>
-    <w:rsid w:val="00324025"/>
-    <w:rsid w:val="00324A39"/>
-    <w:rsid w:val="00324E32"/>
-    <w:rsid w:val="0032731B"/>
-    <w:rsid w:val="00342506"/>
-    <w:rsid w:val="00351B34"/>
-    <w:rsid w:val="00381BCE"/>
-    <w:rsid w:val="003B34FE"/>
-    <w:rsid w:val="003B7D34"/>
-    <w:rsid w:val="003C68CF"/>
-    <w:rsid w:val="003C7AD7"/>
-    <w:rsid w:val="003D6386"/>
-    <w:rsid w:val="003E3113"/>
-    <w:rsid w:val="00406F61"/>
-    <w:rsid w:val="004076FA"/>
-    <w:rsid w:val="00436CCD"/>
-    <w:rsid w:val="004530C8"/>
-    <w:rsid w:val="00463C02"/>
-    <w:rsid w:val="00463C34"/>
-    <w:rsid w:val="00470033"/>
-    <w:rsid w:val="00480806"/>
-    <w:rsid w:val="004823B8"/>
-    <w:rsid w:val="004877B6"/>
-    <w:rsid w:val="004919FB"/>
-    <w:rsid w:val="0049538B"/>
-    <w:rsid w:val="004A0CFC"/>
-    <w:rsid w:val="004A2964"/>
-    <w:rsid w:val="004A3285"/>
-    <w:rsid w:val="004B08BB"/>
-    <w:rsid w:val="004E2D8A"/>
-    <w:rsid w:val="004F1662"/>
-    <w:rsid w:val="004F1BE6"/>
-    <w:rsid w:val="004F742E"/>
-    <w:rsid w:val="005130E4"/>
-    <w:rsid w:val="00523F5F"/>
-    <w:rsid w:val="00535EA9"/>
-    <w:rsid w:val="005458CE"/>
-    <w:rsid w:val="00552F0E"/>
-    <w:rsid w:val="00553190"/>
-    <w:rsid w:val="0056581B"/>
-    <w:rsid w:val="005A33DB"/>
-    <w:rsid w:val="005B7341"/>
-    <w:rsid w:val="005D6C48"/>
-    <w:rsid w:val="005F100C"/>
-    <w:rsid w:val="005F571A"/>
-    <w:rsid w:val="0060432C"/>
-    <w:rsid w:val="00627CE3"/>
-    <w:rsid w:val="00627F49"/>
-    <w:rsid w:val="00634C92"/>
-    <w:rsid w:val="00655853"/>
-    <w:rsid w:val="00676093"/>
-    <w:rsid w:val="006B461C"/>
-    <w:rsid w:val="006D17EB"/>
-    <w:rsid w:val="006E0FBC"/>
-    <w:rsid w:val="006F38CD"/>
-    <w:rsid w:val="0070078C"/>
-    <w:rsid w:val="00702DD1"/>
-    <w:rsid w:val="00717C14"/>
-    <w:rsid w:val="00721933"/>
-    <w:rsid w:val="007242D7"/>
-    <w:rsid w:val="00743108"/>
-    <w:rsid w:val="0076457F"/>
-    <w:rsid w:val="00786F48"/>
-    <w:rsid w:val="00787287"/>
-    <w:rsid w:val="007A339A"/>
-    <w:rsid w:val="007C188F"/>
-    <w:rsid w:val="007E3BF0"/>
-    <w:rsid w:val="00833991"/>
-    <w:rsid w:val="00857118"/>
-    <w:rsid w:val="008572C1"/>
-    <w:rsid w:val="008600A2"/>
-    <w:rsid w:val="00863044"/>
-    <w:rsid w:val="00885D08"/>
-    <w:rsid w:val="00892DCE"/>
-    <w:rsid w:val="0089318A"/>
-    <w:rsid w:val="00896BF6"/>
-    <w:rsid w:val="008B3BE4"/>
-    <w:rsid w:val="008B6E49"/>
-    <w:rsid w:val="008B71C0"/>
-    <w:rsid w:val="008C5F84"/>
-    <w:rsid w:val="008D0F0A"/>
-    <w:rsid w:val="00904F4A"/>
-    <w:rsid w:val="00936FB1"/>
-    <w:rsid w:val="00937E67"/>
-    <w:rsid w:val="00943372"/>
-    <w:rsid w:val="00946E62"/>
-    <w:rsid w:val="00962431"/>
-    <w:rsid w:val="0096767F"/>
-    <w:rsid w:val="00974C49"/>
-    <w:rsid w:val="009925C6"/>
-    <w:rsid w:val="009A7E0B"/>
-    <w:rsid w:val="009C7CB7"/>
-    <w:rsid w:val="009D32AB"/>
-    <w:rsid w:val="009F5ACA"/>
-    <w:rsid w:val="00A066B3"/>
-    <w:rsid w:val="00A55422"/>
-    <w:rsid w:val="00A92605"/>
-    <w:rsid w:val="00AB4360"/>
-    <w:rsid w:val="00AC1BE2"/>
-    <w:rsid w:val="00AD12A7"/>
-    <w:rsid w:val="00AD1E20"/>
-    <w:rsid w:val="00AE0F0C"/>
-    <w:rsid w:val="00AE4725"/>
-    <w:rsid w:val="00AE5F1A"/>
-    <w:rsid w:val="00AE7D14"/>
-    <w:rsid w:val="00AF0335"/>
-    <w:rsid w:val="00B0008C"/>
-    <w:rsid w:val="00B00D0E"/>
-    <w:rsid w:val="00B158EC"/>
-    <w:rsid w:val="00B354E5"/>
-    <w:rsid w:val="00B53EBA"/>
-    <w:rsid w:val="00B56B43"/>
-    <w:rsid w:val="00B57148"/>
-    <w:rsid w:val="00B86594"/>
-    <w:rsid w:val="00B869CE"/>
-    <w:rsid w:val="00B903B8"/>
-    <w:rsid w:val="00BA09FC"/>
-    <w:rsid w:val="00BC43F3"/>
-    <w:rsid w:val="00BE76CD"/>
-    <w:rsid w:val="00C0758D"/>
-    <w:rsid w:val="00C16BA8"/>
-    <w:rsid w:val="00C573CB"/>
-    <w:rsid w:val="00C62381"/>
-    <w:rsid w:val="00C62BB6"/>
-    <w:rsid w:val="00C64813"/>
-    <w:rsid w:val="00C66757"/>
-    <w:rsid w:val="00C73C83"/>
-    <w:rsid w:val="00CA05B1"/>
-    <w:rsid w:val="00CA0DC6"/>
-    <w:rsid w:val="00CC50CD"/>
-    <w:rsid w:val="00CD1FAD"/>
-    <w:rsid w:val="00CD71E4"/>
-    <w:rsid w:val="00CE2BB6"/>
-    <w:rsid w:val="00D24F3F"/>
-    <w:rsid w:val="00D34130"/>
-    <w:rsid w:val="00D36333"/>
-    <w:rsid w:val="00D368EC"/>
-    <w:rsid w:val="00D716BB"/>
-    <w:rsid w:val="00D8199A"/>
-    <w:rsid w:val="00DA01D9"/>
-    <w:rsid w:val="00DA12B3"/>
-    <w:rsid w:val="00DA5E62"/>
-    <w:rsid w:val="00DA5FD6"/>
-    <w:rsid w:val="00DD0D30"/>
-    <w:rsid w:val="00DD625D"/>
-    <w:rsid w:val="00DF1284"/>
-    <w:rsid w:val="00E0204D"/>
-    <w:rsid w:val="00E029E1"/>
-    <w:rsid w:val="00E058A4"/>
-    <w:rsid w:val="00E15893"/>
-    <w:rsid w:val="00E31C72"/>
-    <w:rsid w:val="00E33D03"/>
-    <w:rsid w:val="00E41359"/>
-    <w:rsid w:val="00E5158E"/>
-    <w:rsid w:val="00E60203"/>
-    <w:rsid w:val="00E66B5D"/>
-    <w:rsid w:val="00E84AAD"/>
-    <w:rsid w:val="00E85097"/>
-    <w:rsid w:val="00EC2DA6"/>
-    <w:rsid w:val="00EC4B5B"/>
-    <w:rsid w:val="00EE5AE4"/>
-    <w:rsid w:val="00EF15EF"/>
-    <w:rsid w:val="00EF38D6"/>
-    <w:rsid w:val="00EF3959"/>
-    <w:rsid w:val="00F070CF"/>
-    <w:rsid w:val="00F22CEF"/>
-    <w:rsid w:val="00F35C6A"/>
-    <w:rsid w:val="00F37E60"/>
-    <w:rsid w:val="00F64708"/>
-    <w:rsid w:val="00F80310"/>
-    <w:rsid w:val="00F85FAE"/>
-    <w:rsid w:val="00F93F30"/>
-    <w:rsid w:val="00FC2765"/>
-    <w:rsid w:val="00FD428F"/>
-  </w:rsids>
-  <m:mathPr>
-    <m:mathFont m:val="Cambria Math"/>
-    <m:brkBin m:val="before"/>
-    <m:brkBinSub m:val="--"/>
-    <m:smallFrac m:val="0"/>
-    <m:dispDef/>
-    <m:lMargin m:val="0"/>
-    <m:rMargin m:val="0"/>
-    <m:defJc m:val="centerGroup"/>
-    <m:wrapIndent m:val="1440"/>
-    <m:intLim m:val="subSup"/>
-    <m:naryLim m:val="undOvr"/>
-  </m:mathPr>
-  <w:themeFontLang w:val="en-US"/>
-  <w:clrSchemeMapping w:bg1="light1" w:t1="dark1" w:bg2="light2" w:t2="dark2" w:accent1="accent1" w:accent2="accent2" w:accent3="accent3" w:accent4="accent4" w:accent5="accent5" w:accent6="accent6" w:hyperlink="hyperlink" w:followedHyperlink="followedHyperlink"/>
-  <w:shapeDefaults>
-    <o:shapedefaults v:ext="edit" spidmax="1026"/>
-    <o:shapelayout v:ext="edit">
-      <o:idmap v:ext="edit" data="1"/>
-    </o:shapelayout>
-  </w:shapeDefaults>
-  <w:decimalSymbol w:val="."/>
-  <w:listSeparator w:val=","/>
-  <w14:docId w14:val="3A023353"/>
-  <w15:docId w15:val="{65229F0A-4B59-422B-B449-516A96ABF964}"/>
-</w:settings>
-</file>
-
-<file path=word\styles.xml><?xml version="1.0" encoding="utf-8"?>
+<file path=word/styles.xml><?xml version="1.0" encoding="utf-8"?>
 <w:styles xmlns:mc="http://schemas.openxmlformats.org/markup-compatibility/2006" xmlns:r="http://schemas.openxmlformats.org/officeDocument/2006/relationships" xmlns:w="http://schemas.openxmlformats.org/wordprocessingml/2006/main" xmlns:w14="http://schemas.microsoft.com/office/word/2010/wordml" xmlns:w15="http://schemas.microsoft.com/office/word/2012/wordml" xmlns:w16cex="http://schemas.microsoft.com/office/word/2018/wordml/cex" xmlns:w16cid="http://schemas.microsoft.com/office/word/2016/wordml/cid" xmlns:w16="http://schemas.microsoft.com/office/word/2018/wordml" xmlns:w16du="http://schemas.microsoft.com/office/word/2023/wordml/word16du" xmlns:w16sdtdh="http://schemas.microsoft.com/office/word/2020/wordml/sdtdatahash" xmlns:w16sdtfl="http://schemas.microsoft.com/office/word/2024/wordml/sdtformatlock" xmlns:w16se="http://schemas.microsoft.com/office/word/2015/wordml/symex" mc:Ignorable="w14 w15 w16se w16cid w16 w16cex w16sdtdh w16sdtfl w16du">
   <w:docDefaults>
     <w:rPrDefault>
@@ -3868,7 +3567,7 @@
 </w:styles>
 </file>
 
-<file path=word\theme\theme1.xml><?xml version="1.0" encoding="utf-8"?>
+<file path=word/theme/theme1.xml><?xml version="1.0" encoding="utf-8"?>
 <a:theme xmlns:a="http://schemas.openxmlformats.org/drawingml/2006/main" name="Office Theme">
   <a:themeElements>
     <a:clrScheme name="Office">
@@ -4163,37 +3862,14 @@
 </a:theme>
 </file>
 
-<file path=word\webSettings.xml><?xml version="1.0" encoding="utf-8"?>
-<w:webSettings xmlns:mc="http://schemas.openxmlformats.org/markup-compatibility/2006" xmlns:r="http://schemas.openxmlformats.org/officeDocument/2006/relationships" xmlns:w="http://schemas.openxmlformats.org/wordprocessingml/2006/main" xmlns:w14="http://schemas.microsoft.com/office/word/2010/wordml" xmlns:w15="http://schemas.microsoft.com/office/word/2012/wordml" xmlns:w16cex="http://schemas.microsoft.com/office/word/2018/wordml/cex" xmlns:w16cid="http://schemas.microsoft.com/office/word/2016/wordml/cid" xmlns:w16="http://schemas.microsoft.com/office/word/2018/wordml" xmlns:w16du="http://schemas.microsoft.com/office/word/2023/wordml/word16du" xmlns:w16sdtdh="http://schemas.microsoft.com/office/word/2020/wordml/sdtdatahash" xmlns:w16sdtfl="http://schemas.microsoft.com/office/word/2024/wordml/sdtformatlock" xmlns:w16se="http://schemas.microsoft.com/office/word/2015/wordml/symex" mc:Ignorable="w14 w15 w16se w16cid w16 w16cex w16sdtdh w16sdtfl w16du">
-  <w:divs>
-    <w:div w:id="1226915594">
-      <w:bodyDiv w:val="1"/>
-      <w:marLeft w:val="0"/>
-      <w:marRight w:val="0"/>
-      <w:marTop w:val="0"/>
-      <w:marBottom w:val="0"/>
-      <w:divBdr>
-        <w:top w:val="none" w:sz="0" w:space="0" w:color="auto"/>
-        <w:left w:val="none" w:sz="0" w:space="0" w:color="auto"/>
-        <w:bottom w:val="none" w:sz="0" w:space="0" w:color="auto"/>
-        <w:right w:val="none" w:sz="0" w:space="0" w:color="auto"/>
-      </w:divBdr>
-    </w:div>
-    <w:div w:id="1715275868">
-      <w:bodyDiv w:val="1"/>
-      <w:marLeft w:val="0"/>
-      <w:marRight w:val="0"/>
-      <w:marTop w:val="0"/>
-      <w:marBottom w:val="0"/>
-      <w:divBdr>
-        <w:top w:val="none" w:sz="0" w:space="0" w:color="auto"/>
-        <w:left w:val="none" w:sz="0" w:space="0" w:color="auto"/>
-        <w:bottom w:val="none" w:sz="0" w:space="0" w:color="auto"/>
-        <w:right w:val="none" w:sz="0" w:space="0" w:color="auto"/>
-      </w:divBdr>
-    </w:div>
-  </w:divs>
-  <w:optimizeForBrowser/>
-  <w:allowPNG/>
-</w:webSettings>
+<file path=customXml/item1.xml><?xml version="1.0" encoding="utf-8"?>
+<b:Sources xmlns:b="http://schemas.openxmlformats.org/officeDocument/2006/bibliography" xmlns="http://schemas.openxmlformats.org/officeDocument/2006/bibliography" SelectedStyle="\APASixthEditionOfficeOnline.xsl" StyleName="APA" Version="6"/>
+</file>
+
+<file path=customXml/itemProps1.xml><?xml version="1.0" encoding="utf-8"?>
+<ds:datastoreItem xmlns:ds="http://schemas.openxmlformats.org/officeDocument/2006/customXml" ds:itemID="{0C810001-D101-49D2-926D-55A56B8A4DBB}">
+  <ds:schemaRefs>
+    <ds:schemaRef ds:uri="http://schemas.openxmlformats.org/officeDocument/2006/bibliography"/>
+  </ds:schemaRefs>
+</ds:datastoreItem>
 </file>